--- a/teacher-led/materials/teacher-plan.docx
+++ b/teacher-led/materials/teacher-plan.docx
@@ -7,12 +7,26 @@
         <w:pStyle w:val="Title"/>
       </w:pPr>
       <w:r>
-        <w:t>楊梅高中交通安全課程計畫書</w:t>
+        <w:t>楊光梅好、安全第一</w:t>
+        <w:br/>
+        <w:t>高二交通安全課程計畫書</w:t>
       </w:r>
     </w:p>
     <w:p>
       <w:r>
-        <w:t>放學路上的安全選擇｜教師講授與個人練習版</w:t>
+        <w:t>桃園市立楊梅高級中等學校｜高二交通安全充實課程</w:t>
+        <w:br/>
+        <w:t>教師講授與個人練習版</w:t>
+      </w:r>
+    </w:p>
+    <w:p>
+      <w:r>
+        <w:t>「楊光梅好」取自校名，諧音「陽光美好」——那是你接下來的青春與未來；「安全第一」，是守住這一切的前提。這裡整理了課堂上的兩個重點，讓你課後複習、自己練習。</w:t>
+      </w:r>
+    </w:p>
+    <w:p>
+      <w:r>
+        <w:t>楊光梅好、安全第一｜教師講授與個人練習版</w:t>
         <w:br/>
         <w:t>由校內交通安全教師統一講解、播放影片與提問，學生在原座位獨立作答。以通學情境連結現在的用路選擇及成年後的駕駛責任。</w:t>
       </w:r>
@@ -98,7 +112,7 @@
               <w:rPr>
                 <w:sz w:val="18"/>
               </w:rPr>
-              <w:t>楊梅高中學生；參考校內高二課程模組，其他年級可依先備概念調整</w:t>
+              <w:t>桃園市立楊梅高級中等學校高二學生，不預設已持有駕照</w:t>
             </w:r>
           </w:p>
         </w:tc>
@@ -209,7 +223,7 @@
               <w:rPr>
                 <w:sz w:val="18"/>
               </w:rPr>
-              <w:t>未成年通學安全、成年後用路責任、重要法規、楊梅高中周邊通學</w:t>
+              <w:t>看懂路口風險；做出安全通學選擇</w:t>
             </w:r>
           </w:p>
         </w:tc>
@@ -327,7 +341,7 @@
     </w:p>
     <w:p>
       <w:r>
-        <w:t>以校內教材的四個主題為架構，將危險預知、地圖觀察與法規判斷，整合為教師出題、個人作答與全班回饋。重點是風險判斷、號誌理解、同理用路人與負責任的行動。學生觀察來車是自我保護，駕駛仍須履行法定停讓義務。</w:t>
+        <w:t>將校內教材的四個原有主題整合為「看懂路口風險」與「做出安全通學選擇」，將危險預知、地圖觀察與法規判斷，整合為教師出題、個人作答與全班回饋。重點是風險判斷、號誌理解、同理用路人與負責任的行動。學生觀察來車是自我保護，駕駛仍須履行法定停讓義務。</w:t>
       </w:r>
     </w:p>
     <w:p>
@@ -2000,7 +2014,7 @@
     </w:p>
     <w:p>
       <w:r>
-        <w:t>保留四個教學重點與在地通學脈絡，重新撰寫教師講授及個人練習。法規依現行官方資料核對，避免沿用舊罰鍰表或將固定距離當安全保證。年滿與持照條件分開說明，號誌規範與本課安全建議也分開表達。</w:t>
+        <w:t>將四個原有主題整合為兩個複習重點，保留在地通學脈絡，重新撰寫教師講授及個人練習。法規依現行官方資料核對，避免沿用舊罰鍰表或將固定距離當安全保證。年滿與持照條件分開說明，號誌規範與本課安全建議也分開表達。</w:t>
       </w:r>
     </w:p>
     <w:p>
